--- a/docs/deliverables/coordinator_dynamic_scheme/Coordinator_Dynamic_Deployment_Flow_REVISED.docx
+++ b/docs/deliverables/coordinator_dynamic_scheme/Coordinator_Dynamic_Deployment_Flow_REVISED.docx
@@ -521,6 +521,55 @@
           <w:szCs w:val="20"/>
         </w:rPr>
         <w:t xml:space="preserve">When a Continuity Block is what's actually blocking an allotment during category-wise deployment, the system offers un-gluing right there, in that same step — resolved on the spot if the Deployer judges it proper. No new field — this fixes WHEN Continuity Block's existing execution_status-gated ungluing mechanism is surfaced, not what it captures.</w:t>
+      </w:r>
+    </w:p>
+    <w:p>
+      <w:pPr>
+        <w:spacing w:after="20" w:before="120"/>
+      </w:pPr>
+      <w:r>
+        <w:rPr>
+          <w:rFonts w:ascii="Calibri" w:cs="Calibri" w:eastAsia="Calibri" w:hAnsi="Calibri"/>
+          <w:b/>
+          <w:bCs/>
+          <w:color w:val="1F3864"/>
+          <w:sz w:val="21"/>
+          <w:szCs w:val="21"/>
+        </w:rPr>
+        <w:t xml:space="preserve">10. </w:t>
+      </w:r>
+      <w:r>
+        <w:rPr>
+          <w:rFonts w:ascii="Calibri" w:cs="Calibri" w:eastAsia="Calibri" w:hAnsi="Calibri"/>
+          <w:b/>
+          <w:bCs/>
+          <w:sz w:val="21"/>
+          <w:szCs w:val="21"/>
+        </w:rPr>
+        <w:t xml:space="preserve">Full ±3 deviance ladder + corrected negative-first walk order  </w:t>
+      </w:r>
+      <w:r>
+        <w:rPr>
+          <w:rFonts w:ascii="Calibri" w:cs="Calibri" w:eastAsia="Calibri" w:hAnsi="Calibri"/>
+          <w:color w:val="595959"/>
+          <w:sz w:val="19"/>
+          <w:szCs w:val="19"/>
+        </w:rPr>
+        <w:t xml:space="preserve">(C3)</w:t>
+      </w:r>
+    </w:p>
+    <w:p>
+      <w:pPr>
+        <w:spacing w:after="100"/>
+        <w:ind w:left="300"/>
+      </w:pPr>
+      <w:r>
+        <w:rPr>
+          <w:rFonts w:ascii="Calibri" w:cs="Calibri" w:eastAsia="Calibri" w:hAnsi="Calibri"/>
+          <w:sz w:val="20"/>
+          <w:szCs w:val="20"/>
+        </w:rPr>
+        <w:t xml:space="preserve">Your direct correction on the 7 Oct review round: the skill grade scale is 0-5 (1 = minimum onboarding admittance; Regular floor = 1, Premium floor = 3, Platinum floor = 4), making the ladder a real, symmetric -3 to +3 — not the 5-level -3..+1 range this document originally described. New reference table: Admin Policies 10B-i Skill Grade Scale. More importantly, the WALK ORDER is corrected: the negative (lower-standard, cheaper) side is exhausted FIRST and FULLY (0 -&gt; -1 -&gt; -2 -&gt; -3) for cost-economy reasons, before the engine ever falls back to the positive (over-qualified, costlier) side (+1 -&gt; +2 -&gt; +3) as a last resort before NO SUPPLY. This reverses the original C3 description, which checked +1 immediately after 0.</w:t>
       </w:r>
     </w:p>
     <w:p>
@@ -1267,7 +1316,7 @@
           <w:sz w:val="19"/>
           <w:szCs w:val="19"/>
         </w:rPr>
-        <w:t xml:space="preserve">Match Log skill_match_pct/deviance_level_applied; Deviance Policy deviance_level/action (by trade + tier).</w:t>
+        <w:t xml:space="preserve">Match Log skill_match_pct/deviance_level_applied; Deviance Policy deviance_level/action (by trade + tier); Admin Policies 10B-i Skill Grade Scale (0-5, tier floors Regular=1/Premium=3/Platinum=4 — the arithmetic the ±3 ladder is built from).</w:t>
       </w:r>
     </w:p>
     <w:p>
@@ -1293,7 +1342,7 @@
           <w:sz w:val="19"/>
           <w:szCs w:val="19"/>
         </w:rPr>
-        <w:t xml:space="preserve">The deviance score's actual role in the logic: the engine checks level 0 first (exact proficiency match). If nobody qualifies, it checks -1, looks up Deviance Policy for this trade+tier+(-1) combination's action: AUTO_BOOK (books immediately, no pause), ASK_COORDINATOR (surfaces the specific candidate names at that level and waits for an explicit yes before booking — recorded in Human Decision Log as a Deviance Acceptance, linked by related_match_attempt_id to the exact Match Log row it approved), or NOT_ALLOWED (that level is skipped entirely for this trade+tier, move straight to -2). This repeats down to -3. Only once -3 is exhausted with nothing bookable does the slot become genuine NO SUPPLY and move to C4. +1 (an over-qualified candidate) is also checked and auto-booked when nothing at 0 exists, since over-qualified is never a problem, just a judgement note.</w:t>
+        <w:t xml:space="preserve">The deviance score's actual role in the logic, and the real walk order: the engine checks level 0 first (exact grade match against the job's own tier floor). If nobody qualifies, it walks the NEGATIVE side FIRST and FULLY — -1, then -2, then -3 — before ever considering a costlier over-qualified substitute: 'the trigger is to judge none is available even by lowering standards... a preference in regular/premium class for economy of business sense of Project.' At each level it looks up Deviance Policy for this trade+tier+level combination's action: AUTO_BOOK (books immediately, no pause), ASK_COORDINATOR (surfaces the specific candidate names at that level and waits for an explicit yes before booking — recorded in Human Decision Log as a Deviance Acceptance, linked by related_match_attempt_id to the exact Match Log row it approved), or NOT_ALLOWED (that level is skipped entirely for this trade+tier, move to the next). Only once the ENTIRE negative side (-1,-2,-3) is exhausted does the engine fall back to the positive (over-qualified, costlier) side, in the same order: +1, then +2, then +3. Only once +3 is also exhausted with nothing bookable does the slot become genuine NO SUPPLY and move to C4.</w:t>
       </w:r>
     </w:p>
     <w:p>
